--- a/QED Course/Lesson 73 Infrared Divergences.docx
+++ b/QED Course/Lesson 73 Infrared Divergences.docx
@@ -1105,7 +1105,7 @@
     </w:p>
     <w:p>
       <w:r>
-        <w:t>Explain the zero physically, using classical electrodynamics. A charge whose velocity changes abruptly radiates a spectrum whose energy per unit frequency, dI/dω, tends to a nonzero constant as ω → 0. The number of photons per unit frequency is (1/ħω)dI/dω, which grows like 1/ω, so the number between ω₁ and ω₂ is proportional to ln(ω₂/ω₁). This diverges as ω₁ → 0, while the total radiated energy stays finite. A scattered charge emits infinitely many photons, almost all of them with vanishing energy. The probability of emitting none is zero, exactly as Section 3.3 found.</w:t>
+        <w:t>Explain the zero physically, using classical electrodynamics. A charge whose velocity changes abruptly radiates a spectrum whose energy per unit frequency, dI/dω, tends to a nonzero constant as ω → 0. The number of photons per unit frequency is (1/ℏω)dI/dω, which grows like 1/ω, so the number between ω₁ and ω₂ is proportional to ln(ω₂/ω₁). This diverges as ω₁ → 0, while the total radiated energy stays finite. A scattered charge emits infinitely many photons, almost all of them with vanishing energy. The probability of emitting none is zero, exactly as Section 3.3 found.</w:t>
       </w:r>
     </w:p>
     <w:p>
@@ -2611,7 +2611,7 @@
         <w:t xml:space="preserve"> </w:t>
       </w:r>
       <w:r>
-        <w:t>With dI/dω ≈ I₀, constant, the energy is ∫I₀dω = I₀(ω₂ − ω₁), which tends to I₀ω₂. The number is ∫I₀dω/(ħω) = (I₀/ħ)ln(ω₂/ω₁), which diverges as ω₁ → 0.</w:t>
+        <w:t>With dI/dω ≈ I₀, constant, the energy is ∫I₀dω = I₀(ω₂ − ω₁), which tends to I₀ω₂. The number is ∫I₀dω/(ℏω) = (I₀/ℏ)ln(ω₂/ω₁), which diverges as ω₁ → 0.</w:t>
       </w:r>
     </w:p>
     <w:p>
